--- a/policies/build/masters/IMS.5_v2_master.docx
+++ b/policies/build/masters/IMS.5_v2_master.docx
@@ -11,40 +11,25 @@
         <w:rPr>
           <w:b/>
           <w:bCs/>
+          <w:sz w:val="28"/>
+          <w:szCs w:val="28"/>
+        </w:rPr>
+        <w:t>Policy on Availability, Document Control and Retention of Records, Data and Information</w:t>
+      </w:r>
+    </w:p>
+    <w:p>
+      <w:pPr>
+        <w:spacing w:after="60"/>
+        <w:jc w:val="center"/>
+      </w:pPr>
+      <w:r>
+        <w:rPr>
+          <w:b/>
+          <w:bCs/>
           <w:sz w:val="32"/>
           <w:szCs w:val="32"/>
         </w:rPr>
         <w:t xml:space="preserve">«Hospital Name»</w:t>
-      </w:r>
-    </w:p>
-    <w:p>
-      <w:pPr>
-        <w:spacing w:after="60"/>
-        <w:jc w:val="center"/>
-      </w:pPr>
-      <w:r>
-        <w:rPr>
-          <w:b/>
-          <w:bCs/>
-          <w:sz w:val="28"/>
-          <w:szCs w:val="28"/>
-        </w:rPr>
-        <w:t xml:space="preserve">Availability, Document Control and Retention of Records, Data and Information</w:t>
-      </w:r>
-    </w:p>
-    <w:p>
-      <w:pPr>
-        <w:spacing w:after="240"/>
-        <w:jc w:val="center"/>
-      </w:pPr>
-      <w:r>
-        <w:rPr>
-          <w:i/>
-          <w:iCs/>
-          <w:sz w:val="20"/>
-          <w:szCs w:val="20"/>
-        </w:rPr>
-        <w:t xml:space="preserve">Document control, retention schedule and authorised destruction.</w:t>
       </w:r>
     </w:p>
     <w:p>
@@ -2446,191 +2431,6 @@
         <w:t xml:space="preserve">The Medical Records Officer holds signed acknowledgements.</w:t>
       </w:r>
     </w:p>
-    <w:p>
-      <w:pPr>
-        <w:pStyle w:val="Heading1"/>
-        <w:spacing w:after="120" w:before="280"/>
-      </w:pPr>
-      <w:r>
-        <w:t xml:space="preserve">9. References</w:t>
-      </w:r>
-    </w:p>
-    <w:p>
-      <w:pPr>
-        <w:pStyle w:val="ListParagraph"/>
-        <w:numPr>
-          <w:ilvl w:val="0"/>
-          <w:numId w:val="1"/>
-        </w:numPr>
-        <w:spacing w:after="60"/>
-      </w:pPr>
-      <w:r>
-        <w:rPr>
-          <w:sz w:val="22"/>
-          <w:szCs w:val="22"/>
-        </w:rPr>
-        <w:t xml:space="preserve">National Accreditation Board for Hospitals and Healthcare Providers (NABH), Standards for Small Healthcare Organisations, 3rd Edition — Information Management System chapter, standard IMS.5.</w:t>
-      </w:r>
-    </w:p>
-    <w:p>
-      <w:pPr>
-        <w:pStyle w:val="ListParagraph"/>
-        <w:numPr>
-          <w:ilvl w:val="0"/>
-          <w:numId w:val="1"/>
-        </w:numPr>
-        <w:spacing w:after="60"/>
-      </w:pPr>
-      <w:r>
-        <w:rPr>
-          <w:sz w:val="22"/>
-          <w:szCs w:val="22"/>
-        </w:rPr>
-        <w:t xml:space="preserve">Applicable NMC and State rules on clinical-record retention — verified by «Hospital Name»; not restated as a number in this template.</w:t>
-      </w:r>
-    </w:p>
-    <w:p>
-      <w:pPr>
-        <w:pStyle w:val="ListParagraph"/>
-        <w:numPr>
-          <w:ilvl w:val="0"/>
-          <w:numId w:val="1"/>
-        </w:numPr>
-        <w:spacing w:after="60"/>
-      </w:pPr>
-      <w:r>
-        <w:rPr>
-          <w:sz w:val="22"/>
-          <w:szCs w:val="22"/>
-        </w:rPr>
-        <w:t xml:space="preserve">Electronic Health Record (EHR) Standards for India, 2016 — guidance cited by the chapter.</w:t>
-      </w:r>
-    </w:p>
-    <w:p>
-      <w:pPr>
-        <w:pStyle w:val="ListParagraph"/>
-        <w:numPr>
-          <w:ilvl w:val="0"/>
-          <w:numId w:val="1"/>
-        </w:numPr>
-        <w:spacing w:after="60"/>
-      </w:pPr>
-      <w:r>
-        <w:rPr>
-          <w:sz w:val="22"/>
-          <w:szCs w:val="22"/>
-        </w:rPr>
-        <w:t xml:space="preserve">Internal documents of «Hospital Name»: current-document register; retention schedule; archive issue/return log; destruction records.</w:t>
-      </w:r>
-    </w:p>
-    <w:p>
-      <w:pPr>
-        <w:pStyle w:val="Heading1"/>
-        <w:spacing w:after="120" w:before="280"/>
-      </w:pPr>
-      <w:r>
-        <w:t xml:space="preserve">10. Distribution</w:t>
-      </w:r>
-    </w:p>
-    <w:p>
-      <w:pPr>
-        <w:spacing w:after="140"/>
-      </w:pPr>
-      <w:r>
-        <w:rPr>
-          <w:sz w:val="22"/>
-          <w:szCs w:val="22"/>
-        </w:rPr>
-        <w:t xml:space="preserve">Official master copy: office of the Medical Superintendent, «Hospital Name», with the Medical Records Officer and the Quality Coordinator.</w:t>
-      </w:r>
-    </w:p>
-    <w:p>
-      <w:pPr>
-        <w:spacing w:after="140"/>
-      </w:pPr>
-      <w:r>
-        <w:rPr>
-          <w:sz w:val="22"/>
-          <w:szCs w:val="22"/>
-        </w:rPr>
-        <w:t xml:space="preserve">Copies issued to: all department heads; IT / information-systems in-charge; records office.</w:t>
-      </w:r>
-    </w:p>
-    <w:p>
-      <w:pPr>
-        <w:spacing w:after="140"/>
-      </w:pPr>
-      <w:r>
-        <w:rPr>
-          <w:sz w:val="22"/>
-          <w:szCs w:val="22"/>
-        </w:rPr>
-        <w:t xml:space="preserve">The current version is available to all staff at the «records-office policy file» and, if the hospital keeps an intranet, at «staff intranet / policies».</w:t>
-      </w:r>
-    </w:p>
-    <w:p>
-      <w:pPr>
-        <w:spacing w:after="140"/>
-      </w:pPr>
-      <w:r>
-        <w:rPr>
-          <w:sz w:val="22"/>
-          <w:szCs w:val="22"/>
-        </w:rPr>
-        <w:t xml:space="preserve">When a new version is issued, take old copies out of use.</w:t>
-      </w:r>
-    </w:p>
-    <w:p>
-      <w:pPr>
-        <w:pStyle w:val="Heading1"/>
-        <w:spacing w:after="120" w:before="280"/>
-      </w:pPr>
-      <w:r>
-        <w:t xml:space="preserve">11. Abbreviations</w:t>
-      </w:r>
-    </w:p>
-    <w:p>
-      <w:pPr>
-        <w:spacing w:after="140"/>
-      </w:pPr>
-      <w:r>
-        <w:rPr>
-          <w:sz w:val="22"/>
-          <w:szCs w:val="22"/>
-        </w:rPr>
-        <w:t xml:space="preserve">CAPA — corrective and preventive action
-EHR — electronic health record
-IMS — Information Management System (NABH SHCO chapter 10)
-IT — information technology
-NABH — National Accreditation Board for Hospitals and Healthcare Providers
-NMC — National Medical Commission
-OE — objective element
-SHCO — Standards for Small Healthcare Organisations</w:t>
-      </w:r>
-    </w:p>
-    <w:p>
-      <w:pPr>
-        <w:pStyle w:val="Heading1"/>
-        <w:spacing w:after="120" w:before="280"/>
-      </w:pPr>
-      <w:r>
-        <w:t xml:space="preserve">12. Traceability to NABH SHCO 3rd Edition IMS.5</w:t>
-      </w:r>
-    </w:p>
-    <w:p>
-      <w:pPr>
-        <w:spacing w:after="120"/>
-      </w:pPr>
-      <w:r>
-        <w:rPr>
-          <w:i/>
-          <w:iCs/>
-          <w:sz w:val="20"/>
-          <w:szCs w:val="20"/>
-        </w:rPr>
-        <w:t xml:space="preserve">This table is an index. It is not how the policy is organised.</w:t>
-      </w:r>
-    </w:p>
     <w:tbl>
       <w:tblPr>
         <w:tblW w:type="pct" w:w="100%"/>
@@ -3110,7 +2910,92 @@
         <w:spacing w:after="120" w:before="280"/>
       </w:pPr>
       <w:r>
-        <w:t xml:space="preserve">13. Required Records / Evidence Checklist</w:t>
+        <w:t>9. Distribution</w:t>
+      </w:r>
+    </w:p>
+    <w:p>
+      <w:pPr>
+        <w:spacing w:after="140"/>
+      </w:pPr>
+      <w:r>
+        <w:rPr>
+          <w:sz w:val="22"/>
+          <w:szCs w:val="22"/>
+        </w:rPr>
+        <w:t xml:space="preserve">Official master copy: office of the Medical Superintendent, «Hospital Name», with the Medical Records Officer and the Quality Coordinator.</w:t>
+      </w:r>
+    </w:p>
+    <w:p>
+      <w:pPr>
+        <w:spacing w:after="140"/>
+      </w:pPr>
+      <w:r>
+        <w:rPr>
+          <w:sz w:val="22"/>
+          <w:szCs w:val="22"/>
+        </w:rPr>
+        <w:t xml:space="preserve">Copies issued to: all department heads; IT / information-systems in-charge; records office.</w:t>
+      </w:r>
+    </w:p>
+    <w:p>
+      <w:pPr>
+        <w:spacing w:after="140"/>
+      </w:pPr>
+      <w:r>
+        <w:rPr>
+          <w:sz w:val="22"/>
+          <w:szCs w:val="22"/>
+        </w:rPr>
+        <w:t xml:space="preserve">The current version is available to all staff at the «records-office policy file» and, if the hospital keeps an intranet, at «staff intranet / policies».</w:t>
+      </w:r>
+    </w:p>
+    <w:p>
+      <w:pPr>
+        <w:spacing w:after="140"/>
+      </w:pPr>
+      <w:r>
+        <w:rPr>
+          <w:sz w:val="22"/>
+          <w:szCs w:val="22"/>
+        </w:rPr>
+        <w:t xml:space="preserve">When a new version is issued, take old copies out of use.</w:t>
+      </w:r>
+    </w:p>
+    <w:p>
+      <w:pPr>
+        <w:pStyle w:val="Heading1"/>
+        <w:spacing w:after="120" w:before="280"/>
+      </w:pPr>
+      <w:r>
+        <w:t>10. Abbreviations</w:t>
+      </w:r>
+    </w:p>
+    <w:p>
+      <w:pPr>
+        <w:spacing w:after="140"/>
+      </w:pPr>
+      <w:r>
+        <w:rPr>
+          <w:sz w:val="22"/>
+          <w:szCs w:val="22"/>
+        </w:rPr>
+        <w:t xml:space="preserve">CAPA — corrective and preventive action
+EHR — electronic health record
+IMS — Information Management System (NABH SHCO chapter 10)
+IT — information technology
+NABH — National Accreditation Board for Hospitals and Healthcare Providers
+NMC — National Medical Commission
+OE — objective element
+SHCO — Standards for Small Healthcare Organisations</w:t>
+      </w:r>
+    </w:p>
+    <w:p>
+      <w:pPr>
+        <w:pStyle w:val="Heading1"/>
+        <w:spacing w:after="120" w:before="280"/>
+      </w:pPr>
+      <w:r>
+        <w:t>11. Traceability to NABH SHCO 3rd Edition IMS.5</w:t>
       </w:r>
     </w:p>
     <w:p>
@@ -3124,6 +3009,29 @@
           <w:sz w:val="20"/>
           <w:szCs w:val="20"/>
         </w:rPr>
+        <w:t xml:space="preserve">This table is an index. It is not how the policy is organised.</w:t>
+      </w:r>
+    </w:p>
+    <w:p>
+      <w:pPr>
+        <w:pStyle w:val="Heading1"/>
+        <w:spacing w:after="120" w:before="280"/>
+      </w:pPr>
+      <w:r>
+        <w:t>12. Required Records / Evidence Checklist</w:t>
+      </w:r>
+    </w:p>
+    <w:p>
+      <w:pPr>
+        <w:spacing w:after="120"/>
+      </w:pPr>
+      <w:r>
+        <w:rPr>
+          <w:i/>
+          <w:iCs/>
+          <w:sz w:val="20"/>
+          <w:szCs w:val="20"/>
+        </w:rPr>
         <w:t xml:space="preserve">Records the hospital holds under this policy, listed by objective element.</w:t>
       </w:r>
     </w:p>
@@ -3365,6 +3273,83 @@
           <w:szCs w:val="22"/>
         </w:rPr>
         <w:t xml:space="preserve">Evidence that intact records were not placed in general waste.</w:t>
+      </w:r>
+    </w:p>
+    <w:p>
+      <w:pPr>
+        <w:pStyle w:val="Heading1"/>
+        <w:spacing w:after="120" w:before="280"/>
+      </w:pPr>
+      <w:r>
+        <w:t>13. References</w:t>
+      </w:r>
+    </w:p>
+    <w:p>
+      <w:pPr>
+        <w:pStyle w:val="ListParagraph"/>
+        <w:numPr>
+          <w:ilvl w:val="0"/>
+          <w:numId w:val="1"/>
+        </w:numPr>
+        <w:spacing w:after="60"/>
+      </w:pPr>
+      <w:r>
+        <w:rPr>
+          <w:sz w:val="22"/>
+          <w:szCs w:val="22"/>
+        </w:rPr>
+        <w:t xml:space="preserve">National Accreditation Board for Hospitals and Healthcare Providers (NABH), Standards for Small Healthcare Organisations, 3rd Edition — Information Management System chapter, standard IMS.5.</w:t>
+      </w:r>
+    </w:p>
+    <w:p>
+      <w:pPr>
+        <w:pStyle w:val="ListParagraph"/>
+        <w:numPr>
+          <w:ilvl w:val="0"/>
+          <w:numId w:val="1"/>
+        </w:numPr>
+        <w:spacing w:after="60"/>
+      </w:pPr>
+      <w:r>
+        <w:rPr>
+          <w:sz w:val="22"/>
+          <w:szCs w:val="22"/>
+        </w:rPr>
+        <w:t xml:space="preserve">Applicable NMC and State rules on clinical-record retention — verified by «Hospital Name»; not restated as a number in this template.</w:t>
+      </w:r>
+    </w:p>
+    <w:p>
+      <w:pPr>
+        <w:pStyle w:val="ListParagraph"/>
+        <w:numPr>
+          <w:ilvl w:val="0"/>
+          <w:numId w:val="1"/>
+        </w:numPr>
+        <w:spacing w:after="60"/>
+      </w:pPr>
+      <w:r>
+        <w:rPr>
+          <w:sz w:val="22"/>
+          <w:szCs w:val="22"/>
+        </w:rPr>
+        <w:t xml:space="preserve">Electronic Health Record (EHR) Standards for India, 2016 — guidance cited by the chapter.</w:t>
+      </w:r>
+    </w:p>
+    <w:p>
+      <w:pPr>
+        <w:pStyle w:val="ListParagraph"/>
+        <w:numPr>
+          <w:ilvl w:val="0"/>
+          <w:numId w:val="1"/>
+        </w:numPr>
+        <w:spacing w:after="60"/>
+      </w:pPr>
+      <w:r>
+        <w:rPr>
+          <w:sz w:val="22"/>
+          <w:szCs w:val="22"/>
+        </w:rPr>
+        <w:t xml:space="preserve">Internal documents of «Hospital Name»: current-document register; retention schedule; archive issue/return log; destruction records.</w:t>
       </w:r>
     </w:p>
     <w:p>
@@ -3489,7 +3474,7 @@
         <w:sz w:val="16"/>
         <w:szCs w:val="16"/>
       </w:rPr>
-      <w:t xml:space="preserve">«Hospital Name»  |  «IMS/POL/05»  |  Controlled document  |  Availability, Document Control and Retention of Records, Data and Information</w:t>
+      <w:t>«Hospital Name»  |  «IMS/POL/05»  |  Controlled document  |  Policy on Availability, Document Control and Retention of Records, Data and Information</w:t>
     </w:r>
   </w:p>
 </w:ftr>

--- a/policies/build/masters/IMS.5_v2_master.docx
+++ b/policies/build/masters/IMS.5_v2_master.docx
@@ -2448,6 +2448,7 @@
         <w:gridCol w:w="100"/>
         <w:gridCol w:w="100"/>
         <w:gridCol w:w="100"/>
+        <w:gridCol w:w="100"/>
       </w:tblGrid>
       <w:tr>
         <w:tc>
@@ -2475,6 +2476,26 @@
         </w:tc>
         <w:tc>
           <w:tcPr>
+            <w:tcW w:type="pct" w:w="12%"/>
+            <w:tcBorders>
+              <w:top w:val="single" w:color="999999" w:sz="4"/>
+              <w:left w:val="single" w:color="999999" w:sz="4"/>
+              <w:bottom w:val="single" w:color="999999" w:sz="4"/>
+              <w:right w:val="single" w:color="999999" w:sz="4"/>
+            </w:tcBorders>
+            <w:shd w:fill="E8E8E8" w:val="clear"/>
+          </w:tcPr>
+          <w:p>
+            <w:r>
+              <w:rPr>
+                <w:b/>
+              </w:rPr>
+              <w:t>Level</w:t>
+            </w:r>
+          </w:p>
+        </w:tc>
+        <w:tc>
+          <w:tcPr>
             <w:tcW w:type="pct" w:w="32%"/>
             <w:tcBorders>
               <w:top w:val="single" w:color="999999" w:sz="4"/>
@@ -2568,6 +2589,22 @@
         </w:tc>
         <w:tc>
           <w:tcPr>
+            <w:tcW w:type="pct" w:w="12%"/>
+            <w:tcBorders>
+              <w:top w:val="single" w:color="999999" w:sz="4"/>
+              <w:left w:val="single" w:color="999999" w:sz="4"/>
+              <w:bottom w:val="single" w:color="999999" w:sz="4"/>
+              <w:right w:val="single" w:color="999999" w:sz="4"/>
+            </w:tcBorders>
+          </w:tcPr>
+          <w:p>
+            <w:r>
+              <w:t>CORE*</w:t>
+            </w:r>
+          </w:p>
+        </w:tc>
+        <w:tc>
+          <w:tcPr>
             <w:tcW w:type="pct" w:w="32%"/>
             <w:tcBorders>
               <w:top w:val="single" w:color="999999" w:sz="4"/>
@@ -2658,6 +2695,22 @@
         </w:tc>
         <w:tc>
           <w:tcPr>
+            <w:tcW w:type="pct" w:w="12%"/>
+            <w:tcBorders>
+              <w:top w:val="single" w:color="999999" w:sz="4"/>
+              <w:left w:val="single" w:color="999999" w:sz="4"/>
+              <w:bottom w:val="single" w:color="999999" w:sz="4"/>
+              <w:right w:val="single" w:color="999999" w:sz="4"/>
+            </w:tcBorders>
+          </w:tcPr>
+          <w:p>
+            <w:r>
+              <w:t>CORE*</w:t>
+            </w:r>
+          </w:p>
+        </w:tc>
+        <w:tc>
+          <w:tcPr>
             <w:tcW w:type="pct" w:w="32%"/>
             <w:tcBorders>
               <w:top w:val="single" w:color="999999" w:sz="4"/>
@@ -2748,6 +2801,22 @@
         </w:tc>
         <w:tc>
           <w:tcPr>
+            <w:tcW w:type="pct" w:w="12%"/>
+            <w:tcBorders>
+              <w:top w:val="single" w:color="999999" w:sz="4"/>
+              <w:left w:val="single" w:color="999999" w:sz="4"/>
+              <w:bottom w:val="single" w:color="999999" w:sz="4"/>
+              <w:right w:val="single" w:color="999999" w:sz="4"/>
+            </w:tcBorders>
+          </w:tcPr>
+          <w:p>
+            <w:r>
+              <w:t>Commitment</w:t>
+            </w:r>
+          </w:p>
+        </w:tc>
+        <w:tc>
+          <w:tcPr>
             <w:tcW w:type="pct" w:w="32%"/>
             <w:tcBorders>
               <w:top w:val="single" w:color="999999" w:sz="4"/>
@@ -2838,6 +2907,22 @@
         </w:tc>
         <w:tc>
           <w:tcPr>
+            <w:tcW w:type="pct" w:w="12%"/>
+            <w:tcBorders>
+              <w:top w:val="single" w:color="999999" w:sz="4"/>
+              <w:left w:val="single" w:color="999999" w:sz="4"/>
+              <w:bottom w:val="single" w:color="999999" w:sz="4"/>
+              <w:right w:val="single" w:color="999999" w:sz="4"/>
+            </w:tcBorders>
+          </w:tcPr>
+          <w:p>
+            <w:r>
+              <w:t>Commitment</w:t>
+            </w:r>
+          </w:p>
+        </w:tc>
+        <w:tc>
+          <w:tcPr>
             <w:tcW w:type="pct" w:w="32%"/>
             <w:tcBorders>
               <w:top w:val="single" w:color="999999" w:sz="4"/>
@@ -2970,25 +3055,401 @@
         <w:t>10. Abbreviations</w:t>
       </w:r>
     </w:p>
-    <w:p>
-      <w:pPr>
-        <w:spacing w:after="140"/>
-      </w:pPr>
-      <w:r>
-        <w:rPr>
-          <w:sz w:val="22"/>
-          <w:szCs w:val="22"/>
-        </w:rPr>
-        <w:t xml:space="preserve">CAPA — corrective and preventive action
-EHR — electronic health record
-IMS — Information Management System (NABH SHCO chapter 10)
-IT — information technology
-NABH — National Accreditation Board for Hospitals and Healthcare Providers
-NMC — National Medical Commission
-OE — objective element
-SHCO — Standards for Small Healthcare Organisations</w:t>
-      </w:r>
-    </w:p>
+    <w:tbl>
+      <w:tblPr>
+        <w:tblW w:type="pct" w:w="100%"/>
+        <w:tblBorders>
+          <w:top w:val="single" w:color="auto" w:sz="4"/>
+          <w:left w:val="single" w:color="auto" w:sz="4"/>
+          <w:bottom w:val="single" w:color="auto" w:sz="4"/>
+          <w:right w:val="single" w:color="auto" w:sz="4"/>
+          <w:insideH w:val="single" w:color="auto" w:sz="4"/>
+          <w:insideV w:val="single" w:color="auto" w:sz="4"/>
+        </w:tblBorders>
+      </w:tblPr>
+      <w:tblGrid>
+        <w:gridCol w:w="100"/>
+        <w:gridCol w:w="100"/>
+      </w:tblGrid>
+      <w:tr>
+        <w:tc>
+          <w:tcPr>
+            <w:tcW w:type="pct" w:w="22%"/>
+            <w:tcBorders>
+              <w:top w:val="single" w:color="999999" w:sz="4"/>
+              <w:left w:val="single" w:color="999999" w:sz="4"/>
+              <w:bottom w:val="single" w:color="999999" w:sz="4"/>
+              <w:right w:val="single" w:color="999999" w:sz="4"/>
+            </w:tcBorders>
+            <w:shd w:fill="E8E8E8" w:val="clear"/>
+          </w:tcPr>
+          <w:p>
+            <w:r>
+              <w:rPr>
+                <w:b/>
+              </w:rPr>
+              <w:t>Abbreviation</w:t>
+            </w:r>
+          </w:p>
+        </w:tc>
+        <w:tc>
+          <w:tcPr>
+            <w:tcW w:type="pct" w:w="22%"/>
+            <w:tcBorders>
+              <w:top w:val="single" w:color="999999" w:sz="4"/>
+              <w:left w:val="single" w:color="999999" w:sz="4"/>
+              <w:bottom w:val="single" w:color="999999" w:sz="4"/>
+              <w:right w:val="single" w:color="999999" w:sz="4"/>
+            </w:tcBorders>
+            <w:shd w:fill="E8E8E8" w:val="clear"/>
+          </w:tcPr>
+          <w:p>
+            <w:r>
+              <w:rPr>
+                <w:b/>
+              </w:rPr>
+              <w:t>Meaning</w:t>
+            </w:r>
+          </w:p>
+        </w:tc>
+      </w:tr>
+      <w:tr>
+        <w:tc>
+          <w:tcPr>
+            <w:tcW w:type="pct" w:w="22%"/>
+            <w:tcBorders>
+              <w:top w:val="single" w:color="999999" w:sz="4"/>
+              <w:left w:val="single" w:color="999999" w:sz="4"/>
+              <w:bottom w:val="single" w:color="999999" w:sz="4"/>
+              <w:right w:val="single" w:color="999999" w:sz="4"/>
+            </w:tcBorders>
+            <w:shd w:fill="E8E8E8" w:val="clear"/>
+          </w:tcPr>
+          <w:p>
+            <w:r>
+              <w:rPr>
+                <w:b w:val="0"/>
+              </w:rPr>
+              <w:t>CAPA</w:t>
+            </w:r>
+          </w:p>
+        </w:tc>
+        <w:tc>
+          <w:tcPr>
+            <w:tcW w:type="pct" w:w="22%"/>
+            <w:tcBorders>
+              <w:top w:val="single" w:color="999999" w:sz="4"/>
+              <w:left w:val="single" w:color="999999" w:sz="4"/>
+              <w:bottom w:val="single" w:color="999999" w:sz="4"/>
+              <w:right w:val="single" w:color="999999" w:sz="4"/>
+            </w:tcBorders>
+            <w:shd w:fill="E8E8E8" w:val="clear"/>
+          </w:tcPr>
+          <w:p>
+            <w:r>
+              <w:rPr>
+                <w:b w:val="0"/>
+              </w:rPr>
+              <w:t>corrective and preventive action</w:t>
+            </w:r>
+          </w:p>
+        </w:tc>
+      </w:tr>
+      <w:tr>
+        <w:tc>
+          <w:tcPr>
+            <w:tcW w:type="pct" w:w="22%"/>
+            <w:tcBorders>
+              <w:top w:val="single" w:color="999999" w:sz="4"/>
+              <w:left w:val="single" w:color="999999" w:sz="4"/>
+              <w:bottom w:val="single" w:color="999999" w:sz="4"/>
+              <w:right w:val="single" w:color="999999" w:sz="4"/>
+            </w:tcBorders>
+            <w:shd w:fill="E8E8E8" w:val="clear"/>
+          </w:tcPr>
+          <w:p>
+            <w:r>
+              <w:rPr>
+                <w:b w:val="0"/>
+              </w:rPr>
+              <w:t>EHR</w:t>
+            </w:r>
+          </w:p>
+        </w:tc>
+        <w:tc>
+          <w:tcPr>
+            <w:tcW w:type="pct" w:w="22%"/>
+            <w:tcBorders>
+              <w:top w:val="single" w:color="999999" w:sz="4"/>
+              <w:left w:val="single" w:color="999999" w:sz="4"/>
+              <w:bottom w:val="single" w:color="999999" w:sz="4"/>
+              <w:right w:val="single" w:color="999999" w:sz="4"/>
+            </w:tcBorders>
+            <w:shd w:fill="E8E8E8" w:val="clear"/>
+          </w:tcPr>
+          <w:p>
+            <w:r>
+              <w:rPr>
+                <w:b w:val="0"/>
+              </w:rPr>
+              <w:t>electronic health record</w:t>
+            </w:r>
+          </w:p>
+        </w:tc>
+      </w:tr>
+      <w:tr>
+        <w:tc>
+          <w:tcPr>
+            <w:tcW w:type="pct" w:w="22%"/>
+            <w:tcBorders>
+              <w:top w:val="single" w:color="999999" w:sz="4"/>
+              <w:left w:val="single" w:color="999999" w:sz="4"/>
+              <w:bottom w:val="single" w:color="999999" w:sz="4"/>
+              <w:right w:val="single" w:color="999999" w:sz="4"/>
+            </w:tcBorders>
+            <w:shd w:fill="E8E8E8" w:val="clear"/>
+          </w:tcPr>
+          <w:p>
+            <w:r>
+              <w:rPr>
+                <w:b w:val="0"/>
+              </w:rPr>
+              <w:t>IMS</w:t>
+            </w:r>
+          </w:p>
+        </w:tc>
+        <w:tc>
+          <w:tcPr>
+            <w:tcW w:type="pct" w:w="22%"/>
+            <w:tcBorders>
+              <w:top w:val="single" w:color="999999" w:sz="4"/>
+              <w:left w:val="single" w:color="999999" w:sz="4"/>
+              <w:bottom w:val="single" w:color="999999" w:sz="4"/>
+              <w:right w:val="single" w:color="999999" w:sz="4"/>
+            </w:tcBorders>
+            <w:shd w:fill="E8E8E8" w:val="clear"/>
+          </w:tcPr>
+          <w:p>
+            <w:r>
+              <w:rPr>
+                <w:b w:val="0"/>
+              </w:rPr>
+              <w:t>Information Management System (NABH SHCO chapter 10)</w:t>
+            </w:r>
+          </w:p>
+        </w:tc>
+      </w:tr>
+      <w:tr>
+        <w:tc>
+          <w:tcPr>
+            <w:tcW w:type="pct" w:w="22%"/>
+            <w:tcBorders>
+              <w:top w:val="single" w:color="999999" w:sz="4"/>
+              <w:left w:val="single" w:color="999999" w:sz="4"/>
+              <w:bottom w:val="single" w:color="999999" w:sz="4"/>
+              <w:right w:val="single" w:color="999999" w:sz="4"/>
+            </w:tcBorders>
+            <w:shd w:fill="E8E8E8" w:val="clear"/>
+          </w:tcPr>
+          <w:p>
+            <w:r>
+              <w:rPr>
+                <w:b w:val="0"/>
+              </w:rPr>
+              <w:t>IT</w:t>
+            </w:r>
+          </w:p>
+        </w:tc>
+        <w:tc>
+          <w:tcPr>
+            <w:tcW w:type="pct" w:w="22%"/>
+            <w:tcBorders>
+              <w:top w:val="single" w:color="999999" w:sz="4"/>
+              <w:left w:val="single" w:color="999999" w:sz="4"/>
+              <w:bottom w:val="single" w:color="999999" w:sz="4"/>
+              <w:right w:val="single" w:color="999999" w:sz="4"/>
+            </w:tcBorders>
+            <w:shd w:fill="E8E8E8" w:val="clear"/>
+          </w:tcPr>
+          <w:p>
+            <w:r>
+              <w:rPr>
+                <w:b w:val="0"/>
+              </w:rPr>
+              <w:t>information technology</w:t>
+            </w:r>
+          </w:p>
+        </w:tc>
+      </w:tr>
+      <w:tr>
+        <w:tc>
+          <w:tcPr>
+            <w:tcW w:type="pct" w:w="22%"/>
+            <w:tcBorders>
+              <w:top w:val="single" w:color="999999" w:sz="4"/>
+              <w:left w:val="single" w:color="999999" w:sz="4"/>
+              <w:bottom w:val="single" w:color="999999" w:sz="4"/>
+              <w:right w:val="single" w:color="999999" w:sz="4"/>
+            </w:tcBorders>
+            <w:shd w:fill="E8E8E8" w:val="clear"/>
+          </w:tcPr>
+          <w:p>
+            <w:r>
+              <w:rPr>
+                <w:b w:val="0"/>
+              </w:rPr>
+              <w:t>NABH</w:t>
+            </w:r>
+          </w:p>
+        </w:tc>
+        <w:tc>
+          <w:tcPr>
+            <w:tcW w:type="pct" w:w="22%"/>
+            <w:tcBorders>
+              <w:top w:val="single" w:color="999999" w:sz="4"/>
+              <w:left w:val="single" w:color="999999" w:sz="4"/>
+              <w:bottom w:val="single" w:color="999999" w:sz="4"/>
+              <w:right w:val="single" w:color="999999" w:sz="4"/>
+            </w:tcBorders>
+            <w:shd w:fill="E8E8E8" w:val="clear"/>
+          </w:tcPr>
+          <w:p>
+            <w:r>
+              <w:rPr>
+                <w:b w:val="0"/>
+              </w:rPr>
+              <w:t>National Accreditation Board for Hospitals and Healthcare Providers</w:t>
+            </w:r>
+          </w:p>
+        </w:tc>
+      </w:tr>
+      <w:tr>
+        <w:tc>
+          <w:tcPr>
+            <w:tcW w:type="pct" w:w="22%"/>
+            <w:tcBorders>
+              <w:top w:val="single" w:color="999999" w:sz="4"/>
+              <w:left w:val="single" w:color="999999" w:sz="4"/>
+              <w:bottom w:val="single" w:color="999999" w:sz="4"/>
+              <w:right w:val="single" w:color="999999" w:sz="4"/>
+            </w:tcBorders>
+            <w:shd w:fill="E8E8E8" w:val="clear"/>
+          </w:tcPr>
+          <w:p>
+            <w:r>
+              <w:rPr>
+                <w:b w:val="0"/>
+              </w:rPr>
+              <w:t>NMC</w:t>
+            </w:r>
+          </w:p>
+        </w:tc>
+        <w:tc>
+          <w:tcPr>
+            <w:tcW w:type="pct" w:w="22%"/>
+            <w:tcBorders>
+              <w:top w:val="single" w:color="999999" w:sz="4"/>
+              <w:left w:val="single" w:color="999999" w:sz="4"/>
+              <w:bottom w:val="single" w:color="999999" w:sz="4"/>
+              <w:right w:val="single" w:color="999999" w:sz="4"/>
+            </w:tcBorders>
+            <w:shd w:fill="E8E8E8" w:val="clear"/>
+          </w:tcPr>
+          <w:p>
+            <w:r>
+              <w:rPr>
+                <w:b w:val="0"/>
+              </w:rPr>
+              <w:t>National Medical Commission</w:t>
+            </w:r>
+          </w:p>
+        </w:tc>
+      </w:tr>
+      <w:tr>
+        <w:tc>
+          <w:tcPr>
+            <w:tcW w:type="pct" w:w="22%"/>
+            <w:tcBorders>
+              <w:top w:val="single" w:color="999999" w:sz="4"/>
+              <w:left w:val="single" w:color="999999" w:sz="4"/>
+              <w:bottom w:val="single" w:color="999999" w:sz="4"/>
+              <w:right w:val="single" w:color="999999" w:sz="4"/>
+            </w:tcBorders>
+            <w:shd w:fill="E8E8E8" w:val="clear"/>
+          </w:tcPr>
+          <w:p>
+            <w:r>
+              <w:rPr>
+                <w:b w:val="0"/>
+              </w:rPr>
+              <w:t>OE</w:t>
+            </w:r>
+          </w:p>
+        </w:tc>
+        <w:tc>
+          <w:tcPr>
+            <w:tcW w:type="pct" w:w="22%"/>
+            <w:tcBorders>
+              <w:top w:val="single" w:color="999999" w:sz="4"/>
+              <w:left w:val="single" w:color="999999" w:sz="4"/>
+              <w:bottom w:val="single" w:color="999999" w:sz="4"/>
+              <w:right w:val="single" w:color="999999" w:sz="4"/>
+            </w:tcBorders>
+            <w:shd w:fill="E8E8E8" w:val="clear"/>
+          </w:tcPr>
+          <w:p>
+            <w:r>
+              <w:rPr>
+                <w:b w:val="0"/>
+              </w:rPr>
+              <w:t>objective element</w:t>
+            </w:r>
+          </w:p>
+        </w:tc>
+      </w:tr>
+      <w:tr>
+        <w:tc>
+          <w:tcPr>
+            <w:tcW w:type="pct" w:w="22%"/>
+            <w:tcBorders>
+              <w:top w:val="single" w:color="999999" w:sz="4"/>
+              <w:left w:val="single" w:color="999999" w:sz="4"/>
+              <w:bottom w:val="single" w:color="999999" w:sz="4"/>
+              <w:right w:val="single" w:color="999999" w:sz="4"/>
+            </w:tcBorders>
+            <w:shd w:fill="E8E8E8" w:val="clear"/>
+          </w:tcPr>
+          <w:p>
+            <w:r>
+              <w:rPr>
+                <w:b w:val="0"/>
+              </w:rPr>
+              <w:t>SHCO</w:t>
+            </w:r>
+          </w:p>
+        </w:tc>
+        <w:tc>
+          <w:tcPr>
+            <w:tcW w:type="pct" w:w="22%"/>
+            <w:tcBorders>
+              <w:top w:val="single" w:color="999999" w:sz="4"/>
+              <w:left w:val="single" w:color="999999" w:sz="4"/>
+              <w:bottom w:val="single" w:color="999999" w:sz="4"/>
+              <w:right w:val="single" w:color="999999" w:sz="4"/>
+            </w:tcBorders>
+            <w:shd w:fill="E8E8E8" w:val="clear"/>
+          </w:tcPr>
+          <w:p>
+            <w:r>
+              <w:rPr>
+                <w:b w:val="0"/>
+              </w:rPr>
+              <w:t>Standards for Small Healthcare Organisations</w:t>
+            </w:r>
+          </w:p>
+        </w:tc>
+      </w:tr>
+    </w:tbl>
     <w:p>
       <w:pPr>
         <w:pStyle w:val="Heading1"/>

--- a/policies/build/masters/IMS.5_v2_master.docx
+++ b/policies/build/masters/IMS.5_v2_master.docx
@@ -677,31 +677,7 @@
           <w:sz w:val="22"/>
           <w:szCs w:val="22"/>
         </w:rPr>
-        <w:t xml:space="preserve">The chapter intent includes periodic review, revision and withdrawal of obsolete information so that staff, patients and visitors are not confused.</w:t>
-      </w:r>
-    </w:p>
-    <w:p>
-      <w:pPr>
-        <w:spacing w:after="140"/>
-      </w:pPr>
-      <w:r>
-        <w:rPr>
-          <w:sz w:val="22"/>
-          <w:szCs w:val="22"/>
-        </w:rPr>
         <w:t xml:space="preserve">The PDF gives no retention period. The period is set by «Hospital Name» after legal advice, in line with applicable National Medical Commission (NMC) and State rules. This policy does not assert a number of years.</w:t>
-      </w:r>
-    </w:p>
-    <w:p>
-      <w:pPr>
-        <w:spacing w:after="140"/>
-      </w:pPr>
-      <w:r>
-        <w:rPr>
-          <w:sz w:val="22"/>
-          <w:szCs w:val="22"/>
-        </w:rPr>
-        <w:t xml:space="preserve">Words marked «like this» are defaults a small hospital can keep. A blank marked «________» has no sensible default. Fill it in before this document is signed.</w:t>
       </w:r>
     </w:p>
     <w:p>
@@ -739,69 +715,6 @@
     </w:p>
     <w:p>
       <w:pPr>
-        <w:spacing w:after="140"/>
-      </w:pPr>
-      <w:r>
-        <w:rPr>
-          <w:sz w:val="22"/>
-          <w:szCs w:val="22"/>
-        </w:rPr>
-        <w:t xml:space="preserve">Boundaries with other policies of «Hospital Name»:</w:t>
-      </w:r>
-    </w:p>
-    <w:p>
-      <w:pPr>
-        <w:pStyle w:val="ListParagraph"/>
-        <w:numPr>
-          <w:ilvl w:val="0"/>
-          <w:numId w:val="1"/>
-        </w:numPr>
-        <w:spacing w:after="60"/>
-      </w:pPr>
-      <w:r>
-        <w:rPr>
-          <w:sz w:val="22"/>
-          <w:szCs w:val="22"/>
-        </w:rPr>
-        <w:t xml:space="preserve">IMS.4 owns confidentiality and security while records are in active use and when they are disclosed. This policy owns confidentiality and security during retention and destruction (IMS.5.c–d).</w:t>
-      </w:r>
-    </w:p>
-    <w:p>
-      <w:pPr>
-        <w:pStyle w:val="ListParagraph"/>
-        <w:numPr>
-          <w:ilvl w:val="0"/>
-          <w:numId w:val="1"/>
-        </w:numPr>
-        <w:spacing w:after="60"/>
-      </w:pPr>
-      <w:r>
-        <w:rPr>
-          <w:sz w:val="22"/>
-          <w:szCs w:val="22"/>
-        </w:rPr>
-        <w:t xml:space="preserve">HRM.6 owns retention of staff personal files. This policy owns patient clinical records and general controlled documents.</w:t>
-      </w:r>
-    </w:p>
-    <w:p>
-      <w:pPr>
-        <w:pStyle w:val="ListParagraph"/>
-        <w:numPr>
-          <w:ilvl w:val="0"/>
-          <w:numId w:val="1"/>
-        </w:numPr>
-        <w:spacing w:after="60"/>
-      </w:pPr>
-      <w:r>
-        <w:rPr>
-          <w:sz w:val="22"/>
-          <w:szCs w:val="22"/>
-        </w:rPr>
-        <w:t xml:space="preserve">Each chapter's policy is a controlled document under this process. This policy does not rewrite those policies' content.</w:t>
-      </w:r>
-    </w:p>
-    <w:p>
-      <w:pPr>
         <w:pStyle w:val="Heading1"/>
         <w:spacing w:after="120" w:before="280"/>
       </w:pPr>
@@ -1002,18 +915,6 @@
           <w:szCs w:val="22"/>
         </w:rPr>
         <w:t xml:space="preserve">IMS.5.a is asterisked: a folder of policies without a register, or a ward copy that does not match the register, fails the OE.</w:t>
-      </w:r>
-    </w:p>
-    <w:p>
-      <w:pPr>
-        <w:spacing w:after="140"/>
-      </w:pPr>
-      <w:r>
-        <w:rPr>
-          <w:sz w:val="22"/>
-          <w:szCs w:val="22"/>
-        </w:rPr>
-        <w:t xml:space="preserve">Chapter intent: obsolete information is withdrawn so that staff, patients and visitors are not confused.</w:t>
       </w:r>
     </w:p>
     <w:p>

--- a/policies/build/masters/IMS.5_v2_master.docx
+++ b/policies/build/masters/IMS.5_v2_master.docx
@@ -2332,6 +2332,490 @@
         <w:t xml:space="preserve">The Medical Records Officer holds signed acknowledgements.</w:t>
       </w:r>
     </w:p>
+    <w:p>
+      <w:pPr>
+        <w:pStyle w:val="Heading1"/>
+        <w:spacing w:after="120" w:before="280"/>
+      </w:pPr>
+      <w:r>
+        <w:t>9. Distribution</w:t>
+      </w:r>
+    </w:p>
+    <w:p>
+      <w:pPr>
+        <w:spacing w:after="140"/>
+      </w:pPr>
+      <w:r>
+        <w:rPr>
+          <w:sz w:val="22"/>
+          <w:szCs w:val="22"/>
+        </w:rPr>
+        <w:t xml:space="preserve">Official master copy: office of the Medical Superintendent, «Hospital Name», with the Medical Records Officer and the Quality Coordinator.</w:t>
+      </w:r>
+    </w:p>
+    <w:p>
+      <w:pPr>
+        <w:spacing w:after="140"/>
+      </w:pPr>
+      <w:r>
+        <w:rPr>
+          <w:sz w:val="22"/>
+          <w:szCs w:val="22"/>
+        </w:rPr>
+        <w:t xml:space="preserve">Copies issued to: all department heads; IT / information-systems in-charge; records office.</w:t>
+      </w:r>
+    </w:p>
+    <w:p>
+      <w:pPr>
+        <w:spacing w:after="140"/>
+      </w:pPr>
+      <w:r>
+        <w:rPr>
+          <w:sz w:val="22"/>
+          <w:szCs w:val="22"/>
+        </w:rPr>
+        <w:t xml:space="preserve">The current version is available to all staff at the «records-office policy file» and, if the hospital keeps an intranet, at «staff intranet / policies».</w:t>
+      </w:r>
+    </w:p>
+    <w:p>
+      <w:pPr>
+        <w:spacing w:after="140"/>
+      </w:pPr>
+      <w:r>
+        <w:rPr>
+          <w:sz w:val="22"/>
+          <w:szCs w:val="22"/>
+        </w:rPr>
+        <w:t xml:space="preserve">When a new version is issued, take old copies out of use.</w:t>
+      </w:r>
+    </w:p>
+    <w:p>
+      <w:pPr>
+        <w:pStyle w:val="Heading1"/>
+        <w:spacing w:after="120" w:before="280"/>
+      </w:pPr>
+      <w:r>
+        <w:t>10. Abbreviations</w:t>
+      </w:r>
+    </w:p>
+    <w:tbl>
+      <w:tblPr>
+        <w:tblW w:type="pct" w:w="100%"/>
+        <w:tblBorders>
+          <w:top w:val="single" w:color="auto" w:sz="4"/>
+          <w:left w:val="single" w:color="auto" w:sz="4"/>
+          <w:bottom w:val="single" w:color="auto" w:sz="4"/>
+          <w:right w:val="single" w:color="auto" w:sz="4"/>
+          <w:insideH w:val="single" w:color="auto" w:sz="4"/>
+          <w:insideV w:val="single" w:color="auto" w:sz="4"/>
+        </w:tblBorders>
+      </w:tblPr>
+      <w:tblGrid>
+        <w:gridCol w:w="100"/>
+        <w:gridCol w:w="100"/>
+      </w:tblGrid>
+      <w:tr>
+        <w:tc>
+          <w:tcPr>
+            <w:tcW w:type="pct" w:w="22%"/>
+            <w:tcBorders>
+              <w:top w:val="single" w:color="999999" w:sz="4"/>
+              <w:left w:val="single" w:color="999999" w:sz="4"/>
+              <w:bottom w:val="single" w:color="999999" w:sz="4"/>
+              <w:right w:val="single" w:color="999999" w:sz="4"/>
+            </w:tcBorders>
+            <w:shd w:fill="E8E8E8" w:val="clear"/>
+          </w:tcPr>
+          <w:p>
+            <w:r>
+              <w:rPr>
+                <w:b/>
+              </w:rPr>
+              <w:t>Abbreviation</w:t>
+            </w:r>
+          </w:p>
+        </w:tc>
+        <w:tc>
+          <w:tcPr>
+            <w:tcW w:type="pct" w:w="22%"/>
+            <w:tcBorders>
+              <w:top w:val="single" w:color="999999" w:sz="4"/>
+              <w:left w:val="single" w:color="999999" w:sz="4"/>
+              <w:bottom w:val="single" w:color="999999" w:sz="4"/>
+              <w:right w:val="single" w:color="999999" w:sz="4"/>
+            </w:tcBorders>
+            <w:shd w:fill="E8E8E8" w:val="clear"/>
+          </w:tcPr>
+          <w:p>
+            <w:r>
+              <w:rPr>
+                <w:b/>
+              </w:rPr>
+              <w:t>Meaning</w:t>
+            </w:r>
+          </w:p>
+        </w:tc>
+      </w:tr>
+      <w:tr>
+        <w:tc>
+          <w:tcPr>
+            <w:tcW w:type="pct" w:w="22%"/>
+            <w:tcBorders>
+              <w:top w:val="single" w:color="999999" w:sz="4"/>
+              <w:left w:val="single" w:color="999999" w:sz="4"/>
+              <w:bottom w:val="single" w:color="999999" w:sz="4"/>
+              <w:right w:val="single" w:color="999999" w:sz="4"/>
+            </w:tcBorders>
+            <w:shd w:fill="E8E8E8" w:val="clear"/>
+          </w:tcPr>
+          <w:p>
+            <w:r>
+              <w:rPr>
+                <w:b w:val="0"/>
+              </w:rPr>
+              <w:t>CAPA</w:t>
+            </w:r>
+          </w:p>
+        </w:tc>
+        <w:tc>
+          <w:tcPr>
+            <w:tcW w:type="pct" w:w="22%"/>
+            <w:tcBorders>
+              <w:top w:val="single" w:color="999999" w:sz="4"/>
+              <w:left w:val="single" w:color="999999" w:sz="4"/>
+              <w:bottom w:val="single" w:color="999999" w:sz="4"/>
+              <w:right w:val="single" w:color="999999" w:sz="4"/>
+            </w:tcBorders>
+            <w:shd w:fill="E8E8E8" w:val="clear"/>
+          </w:tcPr>
+          <w:p>
+            <w:r>
+              <w:rPr>
+                <w:b w:val="0"/>
+              </w:rPr>
+              <w:t>corrective and preventive action</w:t>
+            </w:r>
+          </w:p>
+        </w:tc>
+      </w:tr>
+      <w:tr>
+        <w:tc>
+          <w:tcPr>
+            <w:tcW w:type="pct" w:w="22%"/>
+            <w:tcBorders>
+              <w:top w:val="single" w:color="999999" w:sz="4"/>
+              <w:left w:val="single" w:color="999999" w:sz="4"/>
+              <w:bottom w:val="single" w:color="999999" w:sz="4"/>
+              <w:right w:val="single" w:color="999999" w:sz="4"/>
+            </w:tcBorders>
+            <w:shd w:fill="E8E8E8" w:val="clear"/>
+          </w:tcPr>
+          <w:p>
+            <w:r>
+              <w:rPr>
+                <w:b w:val="0"/>
+              </w:rPr>
+              <w:t>EHR</w:t>
+            </w:r>
+          </w:p>
+        </w:tc>
+        <w:tc>
+          <w:tcPr>
+            <w:tcW w:type="pct" w:w="22%"/>
+            <w:tcBorders>
+              <w:top w:val="single" w:color="999999" w:sz="4"/>
+              <w:left w:val="single" w:color="999999" w:sz="4"/>
+              <w:bottom w:val="single" w:color="999999" w:sz="4"/>
+              <w:right w:val="single" w:color="999999" w:sz="4"/>
+            </w:tcBorders>
+            <w:shd w:fill="E8E8E8" w:val="clear"/>
+          </w:tcPr>
+          <w:p>
+            <w:r>
+              <w:rPr>
+                <w:b w:val="0"/>
+              </w:rPr>
+              <w:t>electronic health record</w:t>
+            </w:r>
+          </w:p>
+        </w:tc>
+      </w:tr>
+      <w:tr>
+        <w:tc>
+          <w:tcPr>
+            <w:tcW w:type="pct" w:w="22%"/>
+            <w:tcBorders>
+              <w:top w:val="single" w:color="999999" w:sz="4"/>
+              <w:left w:val="single" w:color="999999" w:sz="4"/>
+              <w:bottom w:val="single" w:color="999999" w:sz="4"/>
+              <w:right w:val="single" w:color="999999" w:sz="4"/>
+            </w:tcBorders>
+            <w:shd w:fill="E8E8E8" w:val="clear"/>
+          </w:tcPr>
+          <w:p>
+            <w:r>
+              <w:rPr>
+                <w:b w:val="0"/>
+              </w:rPr>
+              <w:t>IMS</w:t>
+            </w:r>
+          </w:p>
+        </w:tc>
+        <w:tc>
+          <w:tcPr>
+            <w:tcW w:type="pct" w:w="22%"/>
+            <w:tcBorders>
+              <w:top w:val="single" w:color="999999" w:sz="4"/>
+              <w:left w:val="single" w:color="999999" w:sz="4"/>
+              <w:bottom w:val="single" w:color="999999" w:sz="4"/>
+              <w:right w:val="single" w:color="999999" w:sz="4"/>
+            </w:tcBorders>
+            <w:shd w:fill="E8E8E8" w:val="clear"/>
+          </w:tcPr>
+          <w:p>
+            <w:r>
+              <w:rPr>
+                <w:b w:val="0"/>
+              </w:rPr>
+              <w:t>Information Management System (NABH SHCO chapter 10)</w:t>
+            </w:r>
+          </w:p>
+        </w:tc>
+      </w:tr>
+      <w:tr>
+        <w:tc>
+          <w:tcPr>
+            <w:tcW w:type="pct" w:w="22%"/>
+            <w:tcBorders>
+              <w:top w:val="single" w:color="999999" w:sz="4"/>
+              <w:left w:val="single" w:color="999999" w:sz="4"/>
+              <w:bottom w:val="single" w:color="999999" w:sz="4"/>
+              <w:right w:val="single" w:color="999999" w:sz="4"/>
+            </w:tcBorders>
+            <w:shd w:fill="E8E8E8" w:val="clear"/>
+          </w:tcPr>
+          <w:p>
+            <w:r>
+              <w:rPr>
+                <w:b w:val="0"/>
+              </w:rPr>
+              <w:t>IT</w:t>
+            </w:r>
+          </w:p>
+        </w:tc>
+        <w:tc>
+          <w:tcPr>
+            <w:tcW w:type="pct" w:w="22%"/>
+            <w:tcBorders>
+              <w:top w:val="single" w:color="999999" w:sz="4"/>
+              <w:left w:val="single" w:color="999999" w:sz="4"/>
+              <w:bottom w:val="single" w:color="999999" w:sz="4"/>
+              <w:right w:val="single" w:color="999999" w:sz="4"/>
+            </w:tcBorders>
+            <w:shd w:fill="E8E8E8" w:val="clear"/>
+          </w:tcPr>
+          <w:p>
+            <w:r>
+              <w:rPr>
+                <w:b w:val="0"/>
+              </w:rPr>
+              <w:t>information technology</w:t>
+            </w:r>
+          </w:p>
+        </w:tc>
+      </w:tr>
+      <w:tr>
+        <w:tc>
+          <w:tcPr>
+            <w:tcW w:type="pct" w:w="22%"/>
+            <w:tcBorders>
+              <w:top w:val="single" w:color="999999" w:sz="4"/>
+              <w:left w:val="single" w:color="999999" w:sz="4"/>
+              <w:bottom w:val="single" w:color="999999" w:sz="4"/>
+              <w:right w:val="single" w:color="999999" w:sz="4"/>
+            </w:tcBorders>
+            <w:shd w:fill="E8E8E8" w:val="clear"/>
+          </w:tcPr>
+          <w:p>
+            <w:r>
+              <w:rPr>
+                <w:b w:val="0"/>
+              </w:rPr>
+              <w:t>NABH</w:t>
+            </w:r>
+          </w:p>
+        </w:tc>
+        <w:tc>
+          <w:tcPr>
+            <w:tcW w:type="pct" w:w="22%"/>
+            <w:tcBorders>
+              <w:top w:val="single" w:color="999999" w:sz="4"/>
+              <w:left w:val="single" w:color="999999" w:sz="4"/>
+              <w:bottom w:val="single" w:color="999999" w:sz="4"/>
+              <w:right w:val="single" w:color="999999" w:sz="4"/>
+            </w:tcBorders>
+            <w:shd w:fill="E8E8E8" w:val="clear"/>
+          </w:tcPr>
+          <w:p>
+            <w:r>
+              <w:rPr>
+                <w:b w:val="0"/>
+              </w:rPr>
+              <w:t>National Accreditation Board for Hospitals and Healthcare Providers</w:t>
+            </w:r>
+          </w:p>
+        </w:tc>
+      </w:tr>
+      <w:tr>
+        <w:tc>
+          <w:tcPr>
+            <w:tcW w:type="pct" w:w="22%"/>
+            <w:tcBorders>
+              <w:top w:val="single" w:color="999999" w:sz="4"/>
+              <w:left w:val="single" w:color="999999" w:sz="4"/>
+              <w:bottom w:val="single" w:color="999999" w:sz="4"/>
+              <w:right w:val="single" w:color="999999" w:sz="4"/>
+            </w:tcBorders>
+            <w:shd w:fill="E8E8E8" w:val="clear"/>
+          </w:tcPr>
+          <w:p>
+            <w:r>
+              <w:rPr>
+                <w:b w:val="0"/>
+              </w:rPr>
+              <w:t>NMC</w:t>
+            </w:r>
+          </w:p>
+        </w:tc>
+        <w:tc>
+          <w:tcPr>
+            <w:tcW w:type="pct" w:w="22%"/>
+            <w:tcBorders>
+              <w:top w:val="single" w:color="999999" w:sz="4"/>
+              <w:left w:val="single" w:color="999999" w:sz="4"/>
+              <w:bottom w:val="single" w:color="999999" w:sz="4"/>
+              <w:right w:val="single" w:color="999999" w:sz="4"/>
+            </w:tcBorders>
+            <w:shd w:fill="E8E8E8" w:val="clear"/>
+          </w:tcPr>
+          <w:p>
+            <w:r>
+              <w:rPr>
+                <w:b w:val="0"/>
+              </w:rPr>
+              <w:t>National Medical Commission</w:t>
+            </w:r>
+          </w:p>
+        </w:tc>
+      </w:tr>
+      <w:tr>
+        <w:tc>
+          <w:tcPr>
+            <w:tcW w:type="pct" w:w="22%"/>
+            <w:tcBorders>
+              <w:top w:val="single" w:color="999999" w:sz="4"/>
+              <w:left w:val="single" w:color="999999" w:sz="4"/>
+              <w:bottom w:val="single" w:color="999999" w:sz="4"/>
+              <w:right w:val="single" w:color="999999" w:sz="4"/>
+            </w:tcBorders>
+            <w:shd w:fill="E8E8E8" w:val="clear"/>
+          </w:tcPr>
+          <w:p>
+            <w:r>
+              <w:rPr>
+                <w:b w:val="0"/>
+              </w:rPr>
+              <w:t>OE</w:t>
+            </w:r>
+          </w:p>
+        </w:tc>
+        <w:tc>
+          <w:tcPr>
+            <w:tcW w:type="pct" w:w="22%"/>
+            <w:tcBorders>
+              <w:top w:val="single" w:color="999999" w:sz="4"/>
+              <w:left w:val="single" w:color="999999" w:sz="4"/>
+              <w:bottom w:val="single" w:color="999999" w:sz="4"/>
+              <w:right w:val="single" w:color="999999" w:sz="4"/>
+            </w:tcBorders>
+            <w:shd w:fill="E8E8E8" w:val="clear"/>
+          </w:tcPr>
+          <w:p>
+            <w:r>
+              <w:rPr>
+                <w:b w:val="0"/>
+              </w:rPr>
+              <w:t>objective element</w:t>
+            </w:r>
+          </w:p>
+        </w:tc>
+      </w:tr>
+      <w:tr>
+        <w:tc>
+          <w:tcPr>
+            <w:tcW w:type="pct" w:w="22%"/>
+            <w:tcBorders>
+              <w:top w:val="single" w:color="999999" w:sz="4"/>
+              <w:left w:val="single" w:color="999999" w:sz="4"/>
+              <w:bottom w:val="single" w:color="999999" w:sz="4"/>
+              <w:right w:val="single" w:color="999999" w:sz="4"/>
+            </w:tcBorders>
+            <w:shd w:fill="E8E8E8" w:val="clear"/>
+          </w:tcPr>
+          <w:p>
+            <w:r>
+              <w:rPr>
+                <w:b w:val="0"/>
+              </w:rPr>
+              <w:t>SHCO</w:t>
+            </w:r>
+          </w:p>
+        </w:tc>
+        <w:tc>
+          <w:tcPr>
+            <w:tcW w:type="pct" w:w="22%"/>
+            <w:tcBorders>
+              <w:top w:val="single" w:color="999999" w:sz="4"/>
+              <w:left w:val="single" w:color="999999" w:sz="4"/>
+              <w:bottom w:val="single" w:color="999999" w:sz="4"/>
+              <w:right w:val="single" w:color="999999" w:sz="4"/>
+            </w:tcBorders>
+            <w:shd w:fill="E8E8E8" w:val="clear"/>
+          </w:tcPr>
+          <w:p>
+            <w:r>
+              <w:rPr>
+                <w:b w:val="0"/>
+              </w:rPr>
+              <w:t>Standards for Small Healthcare Organisations</w:t>
+            </w:r>
+          </w:p>
+        </w:tc>
+      </w:tr>
+    </w:tbl>
+    <w:p>
+      <w:pPr>
+        <w:pStyle w:val="Heading1"/>
+        <w:spacing w:after="120" w:before="280"/>
+      </w:pPr>
+      <w:r>
+        <w:t>11. Traceability to NABH SHCO 3rd Edition IMS.5</w:t>
+      </w:r>
+    </w:p>
+    <w:p>
+      <w:pPr>
+        <w:spacing w:after="120"/>
+      </w:pPr>
+      <w:r>
+        <w:rPr>
+          <w:i/>
+          <w:iCs/>
+          <w:sz w:val="20"/>
+          <w:szCs w:val="20"/>
+        </w:rPr>
+        <w:t xml:space="preserve">This table is an index. It is not how the policy is organised.</w:t>
+      </w:r>
+    </w:p>
     <w:tbl>
       <w:tblPr>
         <w:tblW w:type="pct" w:w="100%"/>
@@ -2890,490 +3374,6 @@
         </w:tc>
       </w:tr>
     </w:tbl>
-    <w:p>
-      <w:pPr>
-        <w:pStyle w:val="Heading1"/>
-        <w:spacing w:after="120" w:before="280"/>
-      </w:pPr>
-      <w:r>
-        <w:t>9. Distribution</w:t>
-      </w:r>
-    </w:p>
-    <w:p>
-      <w:pPr>
-        <w:spacing w:after="140"/>
-      </w:pPr>
-      <w:r>
-        <w:rPr>
-          <w:sz w:val="22"/>
-          <w:szCs w:val="22"/>
-        </w:rPr>
-        <w:t xml:space="preserve">Official master copy: office of the Medical Superintendent, «Hospital Name», with the Medical Records Officer and the Quality Coordinator.</w:t>
-      </w:r>
-    </w:p>
-    <w:p>
-      <w:pPr>
-        <w:spacing w:after="140"/>
-      </w:pPr>
-      <w:r>
-        <w:rPr>
-          <w:sz w:val="22"/>
-          <w:szCs w:val="22"/>
-        </w:rPr>
-        <w:t xml:space="preserve">Copies issued to: all department heads; IT / information-systems in-charge; records office.</w:t>
-      </w:r>
-    </w:p>
-    <w:p>
-      <w:pPr>
-        <w:spacing w:after="140"/>
-      </w:pPr>
-      <w:r>
-        <w:rPr>
-          <w:sz w:val="22"/>
-          <w:szCs w:val="22"/>
-        </w:rPr>
-        <w:t xml:space="preserve">The current version is available to all staff at the «records-office policy file» and, if the hospital keeps an intranet, at «staff intranet / policies».</w:t>
-      </w:r>
-    </w:p>
-    <w:p>
-      <w:pPr>
-        <w:spacing w:after="140"/>
-      </w:pPr>
-      <w:r>
-        <w:rPr>
-          <w:sz w:val="22"/>
-          <w:szCs w:val="22"/>
-        </w:rPr>
-        <w:t xml:space="preserve">When a new version is issued, take old copies out of use.</w:t>
-      </w:r>
-    </w:p>
-    <w:p>
-      <w:pPr>
-        <w:pStyle w:val="Heading1"/>
-        <w:spacing w:after="120" w:before="280"/>
-      </w:pPr>
-      <w:r>
-        <w:t>10. Abbreviations</w:t>
-      </w:r>
-    </w:p>
-    <w:tbl>
-      <w:tblPr>
-        <w:tblW w:type="pct" w:w="100%"/>
-        <w:tblBorders>
-          <w:top w:val="single" w:color="auto" w:sz="4"/>
-          <w:left w:val="single" w:color="auto" w:sz="4"/>
-          <w:bottom w:val="single" w:color="auto" w:sz="4"/>
-          <w:right w:val="single" w:color="auto" w:sz="4"/>
-          <w:insideH w:val="single" w:color="auto" w:sz="4"/>
-          <w:insideV w:val="single" w:color="auto" w:sz="4"/>
-        </w:tblBorders>
-      </w:tblPr>
-      <w:tblGrid>
-        <w:gridCol w:w="100"/>
-        <w:gridCol w:w="100"/>
-      </w:tblGrid>
-      <w:tr>
-        <w:tc>
-          <w:tcPr>
-            <w:tcW w:type="pct" w:w="22%"/>
-            <w:tcBorders>
-              <w:top w:val="single" w:color="999999" w:sz="4"/>
-              <w:left w:val="single" w:color="999999" w:sz="4"/>
-              <w:bottom w:val="single" w:color="999999" w:sz="4"/>
-              <w:right w:val="single" w:color="999999" w:sz="4"/>
-            </w:tcBorders>
-            <w:shd w:fill="E8E8E8" w:val="clear"/>
-          </w:tcPr>
-          <w:p>
-            <w:r>
-              <w:rPr>
-                <w:b/>
-              </w:rPr>
-              <w:t>Abbreviation</w:t>
-            </w:r>
-          </w:p>
-        </w:tc>
-        <w:tc>
-          <w:tcPr>
-            <w:tcW w:type="pct" w:w="22%"/>
-            <w:tcBorders>
-              <w:top w:val="single" w:color="999999" w:sz="4"/>
-              <w:left w:val="single" w:color="999999" w:sz="4"/>
-              <w:bottom w:val="single" w:color="999999" w:sz="4"/>
-              <w:right w:val="single" w:color="999999" w:sz="4"/>
-            </w:tcBorders>
-            <w:shd w:fill="E8E8E8" w:val="clear"/>
-          </w:tcPr>
-          <w:p>
-            <w:r>
-              <w:rPr>
-                <w:b/>
-              </w:rPr>
-              <w:t>Meaning</w:t>
-            </w:r>
-          </w:p>
-        </w:tc>
-      </w:tr>
-      <w:tr>
-        <w:tc>
-          <w:tcPr>
-            <w:tcW w:type="pct" w:w="22%"/>
-            <w:tcBorders>
-              <w:top w:val="single" w:color="999999" w:sz="4"/>
-              <w:left w:val="single" w:color="999999" w:sz="4"/>
-              <w:bottom w:val="single" w:color="999999" w:sz="4"/>
-              <w:right w:val="single" w:color="999999" w:sz="4"/>
-            </w:tcBorders>
-            <w:shd w:fill="E8E8E8" w:val="clear"/>
-          </w:tcPr>
-          <w:p>
-            <w:r>
-              <w:rPr>
-                <w:b w:val="0"/>
-              </w:rPr>
-              <w:t>CAPA</w:t>
-            </w:r>
-          </w:p>
-        </w:tc>
-        <w:tc>
-          <w:tcPr>
-            <w:tcW w:type="pct" w:w="22%"/>
-            <w:tcBorders>
-              <w:top w:val="single" w:color="999999" w:sz="4"/>
-              <w:left w:val="single" w:color="999999" w:sz="4"/>
-              <w:bottom w:val="single" w:color="999999" w:sz="4"/>
-              <w:right w:val="single" w:color="999999" w:sz="4"/>
-            </w:tcBorders>
-            <w:shd w:fill="E8E8E8" w:val="clear"/>
-          </w:tcPr>
-          <w:p>
-            <w:r>
-              <w:rPr>
-                <w:b w:val="0"/>
-              </w:rPr>
-              <w:t>corrective and preventive action</w:t>
-            </w:r>
-          </w:p>
-        </w:tc>
-      </w:tr>
-      <w:tr>
-        <w:tc>
-          <w:tcPr>
-            <w:tcW w:type="pct" w:w="22%"/>
-            <w:tcBorders>
-              <w:top w:val="single" w:color="999999" w:sz="4"/>
-              <w:left w:val="single" w:color="999999" w:sz="4"/>
-              <w:bottom w:val="single" w:color="999999" w:sz="4"/>
-              <w:right w:val="single" w:color="999999" w:sz="4"/>
-            </w:tcBorders>
-            <w:shd w:fill="E8E8E8" w:val="clear"/>
-          </w:tcPr>
-          <w:p>
-            <w:r>
-              <w:rPr>
-                <w:b w:val="0"/>
-              </w:rPr>
-              <w:t>EHR</w:t>
-            </w:r>
-          </w:p>
-        </w:tc>
-        <w:tc>
-          <w:tcPr>
-            <w:tcW w:type="pct" w:w="22%"/>
-            <w:tcBorders>
-              <w:top w:val="single" w:color="999999" w:sz="4"/>
-              <w:left w:val="single" w:color="999999" w:sz="4"/>
-              <w:bottom w:val="single" w:color="999999" w:sz="4"/>
-              <w:right w:val="single" w:color="999999" w:sz="4"/>
-            </w:tcBorders>
-            <w:shd w:fill="E8E8E8" w:val="clear"/>
-          </w:tcPr>
-          <w:p>
-            <w:r>
-              <w:rPr>
-                <w:b w:val="0"/>
-              </w:rPr>
-              <w:t>electronic health record</w:t>
-            </w:r>
-          </w:p>
-        </w:tc>
-      </w:tr>
-      <w:tr>
-        <w:tc>
-          <w:tcPr>
-            <w:tcW w:type="pct" w:w="22%"/>
-            <w:tcBorders>
-              <w:top w:val="single" w:color="999999" w:sz="4"/>
-              <w:left w:val="single" w:color="999999" w:sz="4"/>
-              <w:bottom w:val="single" w:color="999999" w:sz="4"/>
-              <w:right w:val="single" w:color="999999" w:sz="4"/>
-            </w:tcBorders>
-            <w:shd w:fill="E8E8E8" w:val="clear"/>
-          </w:tcPr>
-          <w:p>
-            <w:r>
-              <w:rPr>
-                <w:b w:val="0"/>
-              </w:rPr>
-              <w:t>IMS</w:t>
-            </w:r>
-          </w:p>
-        </w:tc>
-        <w:tc>
-          <w:tcPr>
-            <w:tcW w:type="pct" w:w="22%"/>
-            <w:tcBorders>
-              <w:top w:val="single" w:color="999999" w:sz="4"/>
-              <w:left w:val="single" w:color="999999" w:sz="4"/>
-              <w:bottom w:val="single" w:color="999999" w:sz="4"/>
-              <w:right w:val="single" w:color="999999" w:sz="4"/>
-            </w:tcBorders>
-            <w:shd w:fill="E8E8E8" w:val="clear"/>
-          </w:tcPr>
-          <w:p>
-            <w:r>
-              <w:rPr>
-                <w:b w:val="0"/>
-              </w:rPr>
-              <w:t>Information Management System (NABH SHCO chapter 10)</w:t>
-            </w:r>
-          </w:p>
-        </w:tc>
-      </w:tr>
-      <w:tr>
-        <w:tc>
-          <w:tcPr>
-            <w:tcW w:type="pct" w:w="22%"/>
-            <w:tcBorders>
-              <w:top w:val="single" w:color="999999" w:sz="4"/>
-              <w:left w:val="single" w:color="999999" w:sz="4"/>
-              <w:bottom w:val="single" w:color="999999" w:sz="4"/>
-              <w:right w:val="single" w:color="999999" w:sz="4"/>
-            </w:tcBorders>
-            <w:shd w:fill="E8E8E8" w:val="clear"/>
-          </w:tcPr>
-          <w:p>
-            <w:r>
-              <w:rPr>
-                <w:b w:val="0"/>
-              </w:rPr>
-              <w:t>IT</w:t>
-            </w:r>
-          </w:p>
-        </w:tc>
-        <w:tc>
-          <w:tcPr>
-            <w:tcW w:type="pct" w:w="22%"/>
-            <w:tcBorders>
-              <w:top w:val="single" w:color="999999" w:sz="4"/>
-              <w:left w:val="single" w:color="999999" w:sz="4"/>
-              <w:bottom w:val="single" w:color="999999" w:sz="4"/>
-              <w:right w:val="single" w:color="999999" w:sz="4"/>
-            </w:tcBorders>
-            <w:shd w:fill="E8E8E8" w:val="clear"/>
-          </w:tcPr>
-          <w:p>
-            <w:r>
-              <w:rPr>
-                <w:b w:val="0"/>
-              </w:rPr>
-              <w:t>information technology</w:t>
-            </w:r>
-          </w:p>
-        </w:tc>
-      </w:tr>
-      <w:tr>
-        <w:tc>
-          <w:tcPr>
-            <w:tcW w:type="pct" w:w="22%"/>
-            <w:tcBorders>
-              <w:top w:val="single" w:color="999999" w:sz="4"/>
-              <w:left w:val="single" w:color="999999" w:sz="4"/>
-              <w:bottom w:val="single" w:color="999999" w:sz="4"/>
-              <w:right w:val="single" w:color="999999" w:sz="4"/>
-            </w:tcBorders>
-            <w:shd w:fill="E8E8E8" w:val="clear"/>
-          </w:tcPr>
-          <w:p>
-            <w:r>
-              <w:rPr>
-                <w:b w:val="0"/>
-              </w:rPr>
-              <w:t>NABH</w:t>
-            </w:r>
-          </w:p>
-        </w:tc>
-        <w:tc>
-          <w:tcPr>
-            <w:tcW w:type="pct" w:w="22%"/>
-            <w:tcBorders>
-              <w:top w:val="single" w:color="999999" w:sz="4"/>
-              <w:left w:val="single" w:color="999999" w:sz="4"/>
-              <w:bottom w:val="single" w:color="999999" w:sz="4"/>
-              <w:right w:val="single" w:color="999999" w:sz="4"/>
-            </w:tcBorders>
-            <w:shd w:fill="E8E8E8" w:val="clear"/>
-          </w:tcPr>
-          <w:p>
-            <w:r>
-              <w:rPr>
-                <w:b w:val="0"/>
-              </w:rPr>
-              <w:t>National Accreditation Board for Hospitals and Healthcare Providers</w:t>
-            </w:r>
-          </w:p>
-        </w:tc>
-      </w:tr>
-      <w:tr>
-        <w:tc>
-          <w:tcPr>
-            <w:tcW w:type="pct" w:w="22%"/>
-            <w:tcBorders>
-              <w:top w:val="single" w:color="999999" w:sz="4"/>
-              <w:left w:val="single" w:color="999999" w:sz="4"/>
-              <w:bottom w:val="single" w:color="999999" w:sz="4"/>
-              <w:right w:val="single" w:color="999999" w:sz="4"/>
-            </w:tcBorders>
-            <w:shd w:fill="E8E8E8" w:val="clear"/>
-          </w:tcPr>
-          <w:p>
-            <w:r>
-              <w:rPr>
-                <w:b w:val="0"/>
-              </w:rPr>
-              <w:t>NMC</w:t>
-            </w:r>
-          </w:p>
-        </w:tc>
-        <w:tc>
-          <w:tcPr>
-            <w:tcW w:type="pct" w:w="22%"/>
-            <w:tcBorders>
-              <w:top w:val="single" w:color="999999" w:sz="4"/>
-              <w:left w:val="single" w:color="999999" w:sz="4"/>
-              <w:bottom w:val="single" w:color="999999" w:sz="4"/>
-              <w:right w:val="single" w:color="999999" w:sz="4"/>
-            </w:tcBorders>
-            <w:shd w:fill="E8E8E8" w:val="clear"/>
-          </w:tcPr>
-          <w:p>
-            <w:r>
-              <w:rPr>
-                <w:b w:val="0"/>
-              </w:rPr>
-              <w:t>National Medical Commission</w:t>
-            </w:r>
-          </w:p>
-        </w:tc>
-      </w:tr>
-      <w:tr>
-        <w:tc>
-          <w:tcPr>
-            <w:tcW w:type="pct" w:w="22%"/>
-            <w:tcBorders>
-              <w:top w:val="single" w:color="999999" w:sz="4"/>
-              <w:left w:val="single" w:color="999999" w:sz="4"/>
-              <w:bottom w:val="single" w:color="999999" w:sz="4"/>
-              <w:right w:val="single" w:color="999999" w:sz="4"/>
-            </w:tcBorders>
-            <w:shd w:fill="E8E8E8" w:val="clear"/>
-          </w:tcPr>
-          <w:p>
-            <w:r>
-              <w:rPr>
-                <w:b w:val="0"/>
-              </w:rPr>
-              <w:t>OE</w:t>
-            </w:r>
-          </w:p>
-        </w:tc>
-        <w:tc>
-          <w:tcPr>
-            <w:tcW w:type="pct" w:w="22%"/>
-            <w:tcBorders>
-              <w:top w:val="single" w:color="999999" w:sz="4"/>
-              <w:left w:val="single" w:color="999999" w:sz="4"/>
-              <w:bottom w:val="single" w:color="999999" w:sz="4"/>
-              <w:right w:val="single" w:color="999999" w:sz="4"/>
-            </w:tcBorders>
-            <w:shd w:fill="E8E8E8" w:val="clear"/>
-          </w:tcPr>
-          <w:p>
-            <w:r>
-              <w:rPr>
-                <w:b w:val="0"/>
-              </w:rPr>
-              <w:t>objective element</w:t>
-            </w:r>
-          </w:p>
-        </w:tc>
-      </w:tr>
-      <w:tr>
-        <w:tc>
-          <w:tcPr>
-            <w:tcW w:type="pct" w:w="22%"/>
-            <w:tcBorders>
-              <w:top w:val="single" w:color="999999" w:sz="4"/>
-              <w:left w:val="single" w:color="999999" w:sz="4"/>
-              <w:bottom w:val="single" w:color="999999" w:sz="4"/>
-              <w:right w:val="single" w:color="999999" w:sz="4"/>
-            </w:tcBorders>
-            <w:shd w:fill="E8E8E8" w:val="clear"/>
-          </w:tcPr>
-          <w:p>
-            <w:r>
-              <w:rPr>
-                <w:b w:val="0"/>
-              </w:rPr>
-              <w:t>SHCO</w:t>
-            </w:r>
-          </w:p>
-        </w:tc>
-        <w:tc>
-          <w:tcPr>
-            <w:tcW w:type="pct" w:w="22%"/>
-            <w:tcBorders>
-              <w:top w:val="single" w:color="999999" w:sz="4"/>
-              <w:left w:val="single" w:color="999999" w:sz="4"/>
-              <w:bottom w:val="single" w:color="999999" w:sz="4"/>
-              <w:right w:val="single" w:color="999999" w:sz="4"/>
-            </w:tcBorders>
-            <w:shd w:fill="E8E8E8" w:val="clear"/>
-          </w:tcPr>
-          <w:p>
-            <w:r>
-              <w:rPr>
-                <w:b w:val="0"/>
-              </w:rPr>
-              <w:t>Standards for Small Healthcare Organisations</w:t>
-            </w:r>
-          </w:p>
-        </w:tc>
-      </w:tr>
-    </w:tbl>
-    <w:p>
-      <w:pPr>
-        <w:pStyle w:val="Heading1"/>
-        <w:spacing w:after="120" w:before="280"/>
-      </w:pPr>
-      <w:r>
-        <w:t>11. Traceability to NABH SHCO 3rd Edition IMS.5</w:t>
-      </w:r>
-    </w:p>
-    <w:p>
-      <w:pPr>
-        <w:spacing w:after="120"/>
-      </w:pPr>
-      <w:r>
-        <w:rPr>
-          <w:i/>
-          <w:iCs/>
-          <w:sz w:val="20"/>
-          <w:szCs w:val="20"/>
-        </w:rPr>
-        <w:t xml:space="preserve">This table is an index. It is not how the policy is organised.</w:t>
-      </w:r>
-    </w:p>
     <w:p>
       <w:pPr>
         <w:pStyle w:val="Heading1"/>

--- a/policies/build/masters/IMS.5_v2_master.docx
+++ b/policies/build/masters/IMS.5_v2_master.docx
@@ -703,18 +703,6 @@
     </w:p>
     <w:p>
       <w:pPr>
-        <w:spacing w:after="140"/>
-      </w:pPr>
-      <w:r>
-        <w:rPr>
-          <w:sz w:val="22"/>
-          <w:szCs w:val="22"/>
-        </w:rPr>
-        <w:t xml:space="preserve">It covers the four elements IMS.5.a–d. It does not cover medical-record contents (IMS.2), continuity items (IMS.3), the disclosure gate (IMS.4), or medical-record review (IMS.6).</w:t>
-      </w:r>
-    </w:p>
-    <w:p>
-      <w:pPr>
         <w:pStyle w:val="Heading1"/>
         <w:spacing w:after="120" w:before="280"/>
       </w:pPr>
@@ -824,7 +812,7 @@
           <w:sz w:val="22"/>
           <w:szCs w:val="22"/>
         </w:rPr>
-        <w:t xml:space="preserve">4. Storing retained records without the confidentiality and security expected under IMS.4.</w:t>
+        <w:t>4. Storing retained records without the confidentiality and security expected under the relevant policy.</w:t>
       </w:r>
     </w:p>
     <w:p>
@@ -914,7 +902,7 @@
           <w:sz w:val="22"/>
           <w:szCs w:val="22"/>
         </w:rPr>
-        <w:t xml:space="preserve">IMS.5.a is asterisked: a folder of policies without a register, or a ward copy that does not match the register, fails the OE.</w:t>
+        <w:t>This element is asterisked: a folder of policies without a register, or a ward copy that does not match the register, fails the OE.</w:t>
       </w:r>
     </w:p>
     <w:p>
@@ -971,7 +959,7 @@
           <w:sz w:val="22"/>
           <w:szCs w:val="22"/>
         </w:rPr>
-        <w:t xml:space="preserve">IMS.5.b is asterisked: retention without a written schedule, or a schedule that asserts a period the hospital has not decided, fails the OE.</w:t>
+        <w:t>This element is asterisked: retention without a written schedule, or a schedule that asserts a period the hospital has not decided, fails the OE.</w:t>
       </w:r>
     </w:p>
     <w:p>
@@ -1004,31 +992,31 @@
           <w:sz w:val="22"/>
           <w:szCs w:val="22"/>
         </w:rPr>
-        <w:t xml:space="preserve">Archived paper records are kept in a locked archive with an issue/return log, the same confidentiality standard as active records (IMS.4.a and IMS.4.c). Electronic archives are access-restricted, backed up, and protected from unauthorised alteration (IMS.4.b).</w:t>
-      </w:r>
-    </w:p>
-    <w:p>
-      <w:pPr>
-        <w:spacing w:after="140"/>
-      </w:pPr>
-      <w:r>
-        <w:rPr>
-          <w:sz w:val="22"/>
-          <w:szCs w:val="22"/>
-        </w:rPr>
-        <w:t xml:space="preserve">Staff who do not need an archived record for care, authorised review or a disclosure under IMS.4.d do not retrieve it. Retrieval of an archived record is logged.</w:t>
-      </w:r>
-    </w:p>
-    <w:p>
-      <w:pPr>
-        <w:spacing w:after="140"/>
-      </w:pPr>
-      <w:r>
-        <w:rPr>
-          <w:sz w:val="22"/>
-          <w:szCs w:val="22"/>
-        </w:rPr>
-        <w:t xml:space="preserve">This step does not duplicate IMS.4's disclosure gate. It extends confidentiality and security to the retained store.</w:t>
+        <w:t>Archived paper records are kept in a locked archive with an issue/return log, the same confidentiality standard as active records. Electronic archives are access-restricted, backed up, and protected from unauthorised alteration.</w:t>
+      </w:r>
+    </w:p>
+    <w:p>
+      <w:pPr>
+        <w:spacing w:after="140"/>
+      </w:pPr>
+      <w:r>
+        <w:rPr>
+          <w:sz w:val="22"/>
+          <w:szCs w:val="22"/>
+        </w:rPr>
+        <w:t>Staff who do not need an archived record for care, authorised review or a disclosure under the relevant policy do not retrieve it. Retrieval of an archived record is logged.</w:t>
+      </w:r>
+    </w:p>
+    <w:p>
+      <w:pPr>
+        <w:spacing w:after="140"/>
+      </w:pPr>
+      <w:r>
+        <w:rPr>
+          <w:sz w:val="22"/>
+          <w:szCs w:val="22"/>
+        </w:rPr>
+        <w:t>This step does not duplicate the confidentiality policy's disclosure gate. It extends confidentiality and security to the retained store.</w:t>
       </w:r>
     </w:p>
     <w:p>
@@ -1136,7 +1124,7 @@
           <w:sz w:val="22"/>
           <w:szCs w:val="22"/>
         </w:rPr>
-        <w:t xml:space="preserve">A record that is the subject of a pending legal process, complaint (PRE.6) or incident review (PSQ.5) is not destroyed until that process is closed, even if the retention period has ended.</w:t>
+        <w:t>A record that is the subject of a pending legal process, complaint or incident review is not destroyed until that process is closed, even if the retention period has ended.</w:t>
       </w:r>
     </w:p>
     <w:p>

--- a/policies/build/masters/IMS.5_v2_master.docx
+++ b/policies/build/masters/IMS.5_v2_master.docx
@@ -3648,8 +3648,23 @@
           <w:sz w:val="22"/>
           <w:szCs w:val="22"/>
         </w:rPr>
-        <w:t xml:space="preserve">National Accreditation Board for Hospitals and Healthcare Providers (NABH), Standards for Small Healthcare Organisations, 3rd Edition — Information Management System chapter, standard IMS.5.</w:t>
-      </w:r>
+      </w:r>
+      <w:r>
+        <w:rPr>
+          <w:sz w:val="22"/>
+        </w:rPr>
+        <w:t xml:space="preserve">National Accreditation Board for Hospitals &amp; Healthcare Providers. (2022). Standards for small healthcare organisations (3rd ed.) — Information Management System chapter, standard IMS.5. </w:t>
+      </w:r>
+      <w:hyperlink r:id="rId9">
+        <w:r>
+          <w:rPr>
+            <w:rStyle w:val="Hyperlink"/>
+            <w:sz w:val="22"/>
+            <w:szCs w:val="22"/>
+          </w:rPr>
+          <w:t>https://nabh.co/programmes/small-healthcare-organisation-shco-accreditation-programme/</w:t>
+        </w:r>
+      </w:hyperlink>
     </w:p>
     <w:p>
       <w:pPr>
